--- a/docs/Neural Mesh Generator 应用说明书.docx
+++ b/docs/Neural Mesh Generator 应用说明书.docx
@@ -174,327 +174,841 @@
     <w:p/>
     <w:p/>
     <w:p>
-      <w:pPr>
+      <w:r>
+        <w:br w:type="page"/>
+      </w:r>
+    </w:p>
+    <w:p>
+      <w:pPr>
+        <w:pStyle w:val="1"/>
         <w:jc w:val="center"/>
-      </w:pPr>
-      <w:r>
-        <w:rPr>
-          <w:color w:val="95A5A6"/>
-          <w:sz w:val="20"/>
-        </w:rPr>
-        <w:t>CONFIDENTIAL - FOR COMPETITION USE</w:t>
-      </w:r>
-    </w:p>
-    <w:p>
-      <w:r>
-        <w:lastRenderedPageBreak/>
-        <w:br w:type="page"/>
-      </w:r>
-    </w:p>
-    <w:p>
-      <w:pPr>
-        <w:pStyle w:val="1"/>
-      </w:pPr>
-      <w:r>
+        <w:rPr>
+          <w:rFonts w:eastAsia="宋体" w:hint="eastAsia"/>
+          <w:sz w:val="56"/>
+          <w:szCs w:val="56"/>
+          <w:lang w:eastAsia="zh-CN"/>
+        </w:rPr>
+      </w:pPr>
+      <w:r>
+        <w:rPr>
+          <w:rFonts w:ascii="宋体" w:eastAsia="宋体" w:hAnsi="宋体" w:hint="eastAsia"/>
+          <w:sz w:val="56"/>
+          <w:szCs w:val="56"/>
+          <w:lang w:eastAsia="zh-CN"/>
+        </w:rPr>
         <w:lastRenderedPageBreak/>
         <w:t>目录</w:t>
       </w:r>
     </w:p>
     <w:p>
-      <w:r>
+      <w:pPr>
+        <w:rPr>
+          <w:sz w:val="48"/>
+          <w:szCs w:val="48"/>
+          <w:lang w:eastAsia="zh-CN"/>
+        </w:rPr>
+      </w:pPr>
+      <w:r>
+        <w:rPr>
+          <w:sz w:val="48"/>
+          <w:szCs w:val="48"/>
+          <w:lang w:eastAsia="zh-CN"/>
+        </w:rPr>
         <w:t>1. 软件简介</w:t>
       </w:r>
       <w:r>
+        <w:rPr>
+          <w:sz w:val="48"/>
+          <w:szCs w:val="48"/>
+          <w:lang w:eastAsia="zh-CN"/>
+        </w:rPr>
         <w:tab/>
       </w:r>
       <w:r>
+        <w:rPr>
+          <w:sz w:val="48"/>
+          <w:szCs w:val="48"/>
+          <w:lang w:eastAsia="zh-CN"/>
+        </w:rPr>
         <w:tab/>
       </w:r>
       <w:r>
+        <w:rPr>
+          <w:sz w:val="48"/>
+          <w:szCs w:val="48"/>
+          <w:lang w:eastAsia="zh-CN"/>
+        </w:rPr>
         <w:tab/>
       </w:r>
       <w:r>
+        <w:rPr>
+          <w:sz w:val="48"/>
+          <w:szCs w:val="48"/>
+          <w:lang w:eastAsia="zh-CN"/>
+        </w:rPr>
         <w:tab/>
       </w:r>
       <w:r>
+        <w:rPr>
+          <w:sz w:val="48"/>
+          <w:szCs w:val="48"/>
+          <w:lang w:eastAsia="zh-CN"/>
+        </w:rPr>
         <w:tab/>
       </w:r>
       <w:r>
+        <w:rPr>
+          <w:sz w:val="48"/>
+          <w:szCs w:val="48"/>
+          <w:lang w:eastAsia="zh-CN"/>
+        </w:rPr>
         <w:tab/>
       </w:r>
       <w:r>
+        <w:rPr>
+          <w:sz w:val="48"/>
+          <w:szCs w:val="48"/>
+          <w:lang w:eastAsia="zh-CN"/>
+        </w:rPr>
         <w:tab/>
       </w:r>
       <w:r>
+        <w:rPr>
+          <w:sz w:val="48"/>
+          <w:szCs w:val="48"/>
+          <w:lang w:eastAsia="zh-CN"/>
+        </w:rPr>
         <w:tab/>
         <w:t>3</w:t>
       </w:r>
     </w:p>
     <w:p>
-      <w:r>
+      <w:pPr>
+        <w:rPr>
+          <w:sz w:val="48"/>
+          <w:szCs w:val="48"/>
+          <w:lang w:eastAsia="zh-CN"/>
+        </w:rPr>
+      </w:pPr>
+      <w:r>
+        <w:rPr>
+          <w:sz w:val="48"/>
+          <w:szCs w:val="48"/>
+          <w:lang w:eastAsia="zh-CN"/>
+        </w:rPr>
         <w:t>2. 系统要求</w:t>
       </w:r>
       <w:r>
+        <w:rPr>
+          <w:sz w:val="48"/>
+          <w:szCs w:val="48"/>
+          <w:lang w:eastAsia="zh-CN"/>
+        </w:rPr>
         <w:tab/>
       </w:r>
       <w:r>
+        <w:rPr>
+          <w:sz w:val="48"/>
+          <w:szCs w:val="48"/>
+          <w:lang w:eastAsia="zh-CN"/>
+        </w:rPr>
         <w:tab/>
       </w:r>
       <w:r>
+        <w:rPr>
+          <w:sz w:val="48"/>
+          <w:szCs w:val="48"/>
+          <w:lang w:eastAsia="zh-CN"/>
+        </w:rPr>
         <w:tab/>
       </w:r>
       <w:r>
+        <w:rPr>
+          <w:sz w:val="48"/>
+          <w:szCs w:val="48"/>
+          <w:lang w:eastAsia="zh-CN"/>
+        </w:rPr>
         <w:tab/>
       </w:r>
       <w:r>
+        <w:rPr>
+          <w:sz w:val="48"/>
+          <w:szCs w:val="48"/>
+          <w:lang w:eastAsia="zh-CN"/>
+        </w:rPr>
         <w:tab/>
       </w:r>
       <w:r>
+        <w:rPr>
+          <w:sz w:val="48"/>
+          <w:szCs w:val="48"/>
+          <w:lang w:eastAsia="zh-CN"/>
+        </w:rPr>
         <w:tab/>
       </w:r>
       <w:r>
+        <w:rPr>
+          <w:sz w:val="48"/>
+          <w:szCs w:val="48"/>
+          <w:lang w:eastAsia="zh-CN"/>
+        </w:rPr>
         <w:tab/>
       </w:r>
       <w:r>
+        <w:rPr>
+          <w:sz w:val="48"/>
+          <w:szCs w:val="48"/>
+          <w:lang w:eastAsia="zh-CN"/>
+        </w:rPr>
         <w:tab/>
         <w:t>4</w:t>
       </w:r>
     </w:p>
     <w:p>
-      <w:r>
+      <w:pPr>
+        <w:rPr>
+          <w:sz w:val="48"/>
+          <w:szCs w:val="48"/>
+          <w:lang w:eastAsia="zh-CN"/>
+        </w:rPr>
+      </w:pPr>
+      <w:r>
+        <w:rPr>
+          <w:sz w:val="48"/>
+          <w:szCs w:val="48"/>
+          <w:lang w:eastAsia="zh-CN"/>
+        </w:rPr>
         <w:t>3. 安装指南</w:t>
       </w:r>
       <w:r>
+        <w:rPr>
+          <w:sz w:val="48"/>
+          <w:szCs w:val="48"/>
+          <w:lang w:eastAsia="zh-CN"/>
+        </w:rPr>
         <w:tab/>
       </w:r>
       <w:r>
+        <w:rPr>
+          <w:sz w:val="48"/>
+          <w:szCs w:val="48"/>
+          <w:lang w:eastAsia="zh-CN"/>
+        </w:rPr>
         <w:tab/>
       </w:r>
       <w:r>
+        <w:rPr>
+          <w:sz w:val="48"/>
+          <w:szCs w:val="48"/>
+          <w:lang w:eastAsia="zh-CN"/>
+        </w:rPr>
         <w:tab/>
       </w:r>
       <w:r>
+        <w:rPr>
+          <w:sz w:val="48"/>
+          <w:szCs w:val="48"/>
+          <w:lang w:eastAsia="zh-CN"/>
+        </w:rPr>
         <w:tab/>
       </w:r>
       <w:r>
+        <w:rPr>
+          <w:sz w:val="48"/>
+          <w:szCs w:val="48"/>
+          <w:lang w:eastAsia="zh-CN"/>
+        </w:rPr>
         <w:tab/>
       </w:r>
       <w:r>
+        <w:rPr>
+          <w:sz w:val="48"/>
+          <w:szCs w:val="48"/>
+          <w:lang w:eastAsia="zh-CN"/>
+        </w:rPr>
         <w:tab/>
       </w:r>
       <w:r>
+        <w:rPr>
+          <w:sz w:val="48"/>
+          <w:szCs w:val="48"/>
+          <w:lang w:eastAsia="zh-CN"/>
+        </w:rPr>
         <w:tab/>
       </w:r>
       <w:r>
+        <w:rPr>
+          <w:sz w:val="48"/>
+          <w:szCs w:val="48"/>
+          <w:lang w:eastAsia="zh-CN"/>
+        </w:rPr>
         <w:tab/>
         <w:t>5</w:t>
       </w:r>
     </w:p>
     <w:p>
-      <w:r>
+      <w:pPr>
+        <w:rPr>
+          <w:sz w:val="48"/>
+          <w:szCs w:val="48"/>
+          <w:lang w:eastAsia="zh-CN"/>
+        </w:rPr>
+      </w:pPr>
+      <w:r>
+        <w:rPr>
+          <w:sz w:val="48"/>
+          <w:szCs w:val="48"/>
+          <w:lang w:eastAsia="zh-CN"/>
+        </w:rPr>
         <w:t>4. 快速开始</w:t>
       </w:r>
       <w:r>
+        <w:rPr>
+          <w:sz w:val="48"/>
+          <w:szCs w:val="48"/>
+          <w:lang w:eastAsia="zh-CN"/>
+        </w:rPr>
         <w:tab/>
       </w:r>
       <w:r>
+        <w:rPr>
+          <w:sz w:val="48"/>
+          <w:szCs w:val="48"/>
+          <w:lang w:eastAsia="zh-CN"/>
+        </w:rPr>
         <w:tab/>
       </w:r>
       <w:r>
+        <w:rPr>
+          <w:sz w:val="48"/>
+          <w:szCs w:val="48"/>
+          <w:lang w:eastAsia="zh-CN"/>
+        </w:rPr>
         <w:tab/>
       </w:r>
       <w:r>
+        <w:rPr>
+          <w:sz w:val="48"/>
+          <w:szCs w:val="48"/>
+          <w:lang w:eastAsia="zh-CN"/>
+        </w:rPr>
         <w:tab/>
       </w:r>
       <w:r>
+        <w:rPr>
+          <w:sz w:val="48"/>
+          <w:szCs w:val="48"/>
+          <w:lang w:eastAsia="zh-CN"/>
+        </w:rPr>
         <w:tab/>
       </w:r>
       <w:r>
+        <w:rPr>
+          <w:sz w:val="48"/>
+          <w:szCs w:val="48"/>
+          <w:lang w:eastAsia="zh-CN"/>
+        </w:rPr>
         <w:tab/>
       </w:r>
       <w:r>
+        <w:rPr>
+          <w:sz w:val="48"/>
+          <w:szCs w:val="48"/>
+          <w:lang w:eastAsia="zh-CN"/>
+        </w:rPr>
         <w:tab/>
       </w:r>
       <w:r>
+        <w:rPr>
+          <w:sz w:val="48"/>
+          <w:szCs w:val="48"/>
+          <w:lang w:eastAsia="zh-CN"/>
+        </w:rPr>
         <w:tab/>
         <w:t>7</w:t>
       </w:r>
     </w:p>
     <w:p>
-      <w:r>
+      <w:pPr>
+        <w:rPr>
+          <w:sz w:val="48"/>
+          <w:szCs w:val="48"/>
+          <w:lang w:eastAsia="zh-CN"/>
+        </w:rPr>
+      </w:pPr>
+      <w:r>
+        <w:rPr>
+          <w:sz w:val="48"/>
+          <w:szCs w:val="48"/>
+          <w:lang w:eastAsia="zh-CN"/>
+        </w:rPr>
         <w:t>5. 功能详解</w:t>
       </w:r>
       <w:r>
+        <w:rPr>
+          <w:sz w:val="48"/>
+          <w:szCs w:val="48"/>
+          <w:lang w:eastAsia="zh-CN"/>
+        </w:rPr>
         <w:tab/>
       </w:r>
       <w:r>
+        <w:rPr>
+          <w:sz w:val="48"/>
+          <w:szCs w:val="48"/>
+          <w:lang w:eastAsia="zh-CN"/>
+        </w:rPr>
         <w:tab/>
       </w:r>
       <w:r>
+        <w:rPr>
+          <w:sz w:val="48"/>
+          <w:szCs w:val="48"/>
+          <w:lang w:eastAsia="zh-CN"/>
+        </w:rPr>
         <w:tab/>
       </w:r>
       <w:r>
+        <w:rPr>
+          <w:sz w:val="48"/>
+          <w:szCs w:val="48"/>
+          <w:lang w:eastAsia="zh-CN"/>
+        </w:rPr>
         <w:tab/>
       </w:r>
       <w:r>
+        <w:rPr>
+          <w:sz w:val="48"/>
+          <w:szCs w:val="48"/>
+          <w:lang w:eastAsia="zh-CN"/>
+        </w:rPr>
         <w:tab/>
       </w:r>
       <w:r>
+        <w:rPr>
+          <w:sz w:val="48"/>
+          <w:szCs w:val="48"/>
+          <w:lang w:eastAsia="zh-CN"/>
+        </w:rPr>
         <w:tab/>
       </w:r>
       <w:r>
+        <w:rPr>
+          <w:sz w:val="48"/>
+          <w:szCs w:val="48"/>
+          <w:lang w:eastAsia="zh-CN"/>
+        </w:rPr>
         <w:tab/>
       </w:r>
       <w:r>
+        <w:rPr>
+          <w:sz w:val="48"/>
+          <w:szCs w:val="48"/>
+          <w:lang w:eastAsia="zh-CN"/>
+        </w:rPr>
         <w:tab/>
         <w:t>9</w:t>
       </w:r>
     </w:p>
     <w:p>
-      <w:r>
+      <w:pPr>
+        <w:rPr>
+          <w:sz w:val="48"/>
+          <w:szCs w:val="48"/>
+          <w:lang w:eastAsia="zh-CN"/>
+        </w:rPr>
+      </w:pPr>
+      <w:r>
+        <w:rPr>
+          <w:sz w:val="48"/>
+          <w:szCs w:val="48"/>
+          <w:lang w:eastAsia="zh-CN"/>
+        </w:rPr>
         <w:t>6. 界面说明</w:t>
       </w:r>
       <w:r>
+        <w:rPr>
+          <w:sz w:val="48"/>
+          <w:szCs w:val="48"/>
+          <w:lang w:eastAsia="zh-CN"/>
+        </w:rPr>
         <w:tab/>
       </w:r>
       <w:r>
+        <w:rPr>
+          <w:sz w:val="48"/>
+          <w:szCs w:val="48"/>
+          <w:lang w:eastAsia="zh-CN"/>
+        </w:rPr>
         <w:tab/>
       </w:r>
       <w:r>
+        <w:rPr>
+          <w:sz w:val="48"/>
+          <w:szCs w:val="48"/>
+          <w:lang w:eastAsia="zh-CN"/>
+        </w:rPr>
         <w:tab/>
       </w:r>
       <w:r>
+        <w:rPr>
+          <w:sz w:val="48"/>
+          <w:szCs w:val="48"/>
+          <w:lang w:eastAsia="zh-CN"/>
+        </w:rPr>
         <w:tab/>
       </w:r>
       <w:r>
+        <w:rPr>
+          <w:sz w:val="48"/>
+          <w:szCs w:val="48"/>
+          <w:lang w:eastAsia="zh-CN"/>
+        </w:rPr>
         <w:tab/>
       </w:r>
       <w:r>
+        <w:rPr>
+          <w:sz w:val="48"/>
+          <w:szCs w:val="48"/>
+          <w:lang w:eastAsia="zh-CN"/>
+        </w:rPr>
         <w:tab/>
       </w:r>
       <w:r>
+        <w:rPr>
+          <w:sz w:val="48"/>
+          <w:szCs w:val="48"/>
+          <w:lang w:eastAsia="zh-CN"/>
+        </w:rPr>
         <w:tab/>
       </w:r>
       <w:r>
+        <w:rPr>
+          <w:sz w:val="48"/>
+          <w:szCs w:val="48"/>
+          <w:lang w:eastAsia="zh-CN"/>
+        </w:rPr>
         <w:tab/>
         <w:t>12</w:t>
       </w:r>
     </w:p>
     <w:p>
-      <w:r>
+      <w:pPr>
+        <w:rPr>
+          <w:sz w:val="48"/>
+          <w:szCs w:val="48"/>
+          <w:lang w:eastAsia="zh-CN"/>
+        </w:rPr>
+      </w:pPr>
+      <w:r>
+        <w:rPr>
+          <w:sz w:val="48"/>
+          <w:szCs w:val="48"/>
+          <w:lang w:eastAsia="zh-CN"/>
+        </w:rPr>
         <w:t>7. 使用技巧</w:t>
       </w:r>
       <w:r>
+        <w:rPr>
+          <w:sz w:val="48"/>
+          <w:szCs w:val="48"/>
+          <w:lang w:eastAsia="zh-CN"/>
+        </w:rPr>
         <w:tab/>
       </w:r>
       <w:r>
+        <w:rPr>
+          <w:sz w:val="48"/>
+          <w:szCs w:val="48"/>
+          <w:lang w:eastAsia="zh-CN"/>
+        </w:rPr>
         <w:tab/>
       </w:r>
       <w:r>
+        <w:rPr>
+          <w:sz w:val="48"/>
+          <w:szCs w:val="48"/>
+          <w:lang w:eastAsia="zh-CN"/>
+        </w:rPr>
         <w:tab/>
       </w:r>
       <w:r>
+        <w:rPr>
+          <w:sz w:val="48"/>
+          <w:szCs w:val="48"/>
+          <w:lang w:eastAsia="zh-CN"/>
+        </w:rPr>
         <w:tab/>
       </w:r>
       <w:r>
+        <w:rPr>
+          <w:sz w:val="48"/>
+          <w:szCs w:val="48"/>
+          <w:lang w:eastAsia="zh-CN"/>
+        </w:rPr>
         <w:tab/>
       </w:r>
       <w:r>
+        <w:rPr>
+          <w:sz w:val="48"/>
+          <w:szCs w:val="48"/>
+          <w:lang w:eastAsia="zh-CN"/>
+        </w:rPr>
         <w:tab/>
       </w:r>
       <w:r>
+        <w:rPr>
+          <w:sz w:val="48"/>
+          <w:szCs w:val="48"/>
+          <w:lang w:eastAsia="zh-CN"/>
+        </w:rPr>
         <w:tab/>
       </w:r>
       <w:r>
+        <w:rPr>
+          <w:sz w:val="48"/>
+          <w:szCs w:val="48"/>
+          <w:lang w:eastAsia="zh-CN"/>
+        </w:rPr>
         <w:tab/>
         <w:t>14</w:t>
       </w:r>
     </w:p>
     <w:p>
-      <w:r>
+      <w:pPr>
+        <w:rPr>
+          <w:sz w:val="48"/>
+          <w:szCs w:val="48"/>
+          <w:lang w:eastAsia="zh-CN"/>
+        </w:rPr>
+      </w:pPr>
+      <w:r>
+        <w:rPr>
+          <w:sz w:val="48"/>
+          <w:szCs w:val="48"/>
+          <w:lang w:eastAsia="zh-CN"/>
+        </w:rPr>
         <w:t>8. 常见问题</w:t>
       </w:r>
       <w:r>
+        <w:rPr>
+          <w:sz w:val="48"/>
+          <w:szCs w:val="48"/>
+          <w:lang w:eastAsia="zh-CN"/>
+        </w:rPr>
         <w:tab/>
       </w:r>
       <w:r>
+        <w:rPr>
+          <w:sz w:val="48"/>
+          <w:szCs w:val="48"/>
+          <w:lang w:eastAsia="zh-CN"/>
+        </w:rPr>
         <w:tab/>
       </w:r>
       <w:r>
+        <w:rPr>
+          <w:sz w:val="48"/>
+          <w:szCs w:val="48"/>
+          <w:lang w:eastAsia="zh-CN"/>
+        </w:rPr>
         <w:tab/>
       </w:r>
       <w:r>
+        <w:rPr>
+          <w:sz w:val="48"/>
+          <w:szCs w:val="48"/>
+          <w:lang w:eastAsia="zh-CN"/>
+        </w:rPr>
         <w:tab/>
       </w:r>
       <w:r>
+        <w:rPr>
+          <w:sz w:val="48"/>
+          <w:szCs w:val="48"/>
+          <w:lang w:eastAsia="zh-CN"/>
+        </w:rPr>
         <w:tab/>
       </w:r>
       <w:r>
+        <w:rPr>
+          <w:sz w:val="48"/>
+          <w:szCs w:val="48"/>
+          <w:lang w:eastAsia="zh-CN"/>
+        </w:rPr>
         <w:tab/>
       </w:r>
       <w:r>
+        <w:rPr>
+          <w:sz w:val="48"/>
+          <w:szCs w:val="48"/>
+          <w:lang w:eastAsia="zh-CN"/>
+        </w:rPr>
         <w:tab/>
       </w:r>
       <w:r>
+        <w:rPr>
+          <w:sz w:val="48"/>
+          <w:szCs w:val="48"/>
+          <w:lang w:eastAsia="zh-CN"/>
+        </w:rPr>
         <w:tab/>
         <w:t>16</w:t>
       </w:r>
     </w:p>
     <w:p>
-      <w:r>
+      <w:pPr>
+        <w:rPr>
+          <w:sz w:val="48"/>
+          <w:szCs w:val="48"/>
+          <w:lang w:eastAsia="zh-CN"/>
+        </w:rPr>
+      </w:pPr>
+      <w:r>
+        <w:rPr>
+          <w:sz w:val="48"/>
+          <w:szCs w:val="48"/>
+          <w:lang w:eastAsia="zh-CN"/>
+        </w:rPr>
         <w:t>附录</w:t>
       </w:r>
       <w:r>
+        <w:rPr>
+          <w:sz w:val="48"/>
+          <w:szCs w:val="48"/>
+          <w:lang w:eastAsia="zh-CN"/>
+        </w:rPr>
         <w:tab/>
       </w:r>
       <w:r>
+        <w:rPr>
+          <w:sz w:val="48"/>
+          <w:szCs w:val="48"/>
+          <w:lang w:eastAsia="zh-CN"/>
+        </w:rPr>
         <w:tab/>
       </w:r>
       <w:r>
+        <w:rPr>
+          <w:sz w:val="48"/>
+          <w:szCs w:val="48"/>
+          <w:lang w:eastAsia="zh-CN"/>
+        </w:rPr>
         <w:tab/>
       </w:r>
       <w:r>
+        <w:rPr>
+          <w:sz w:val="48"/>
+          <w:szCs w:val="48"/>
+          <w:lang w:eastAsia="zh-CN"/>
+        </w:rPr>
         <w:tab/>
       </w:r>
       <w:r>
+        <w:rPr>
+          <w:sz w:val="48"/>
+          <w:szCs w:val="48"/>
+          <w:lang w:eastAsia="zh-CN"/>
+        </w:rPr>
         <w:tab/>
       </w:r>
       <w:r>
+        <w:rPr>
+          <w:sz w:val="48"/>
+          <w:szCs w:val="48"/>
+          <w:lang w:eastAsia="zh-CN"/>
+        </w:rPr>
         <w:tab/>
       </w:r>
       <w:r>
+        <w:rPr>
+          <w:sz w:val="48"/>
+          <w:szCs w:val="48"/>
+          <w:lang w:eastAsia="zh-CN"/>
+        </w:rPr>
         <w:tab/>
       </w:r>
       <w:r>
+        <w:rPr>
+          <w:sz w:val="48"/>
+          <w:szCs w:val="48"/>
+          <w:lang w:eastAsia="zh-CN"/>
+        </w:rPr>
         <w:tab/>
+      </w:r>
+      <w:r>
+        <w:rPr>
+          <w:rFonts w:hint="eastAsia"/>
+          <w:sz w:val="48"/>
+          <w:szCs w:val="48"/>
+          <w:lang w:eastAsia="zh-CN"/>
+        </w:rPr>
+        <w:t xml:space="preserve">          </w:t>
+      </w:r>
+      <w:r>
+        <w:rPr>
+          <w:sz w:val="48"/>
+          <w:szCs w:val="48"/>
+          <w:lang w:eastAsia="zh-CN"/>
+        </w:rPr>
         <w:t>18</w:t>
       </w:r>
     </w:p>
     <w:p>
-      <w:r>
+      <w:pPr>
+        <w:rPr>
+          <w:sz w:val="48"/>
+          <w:szCs w:val="48"/>
+          <w:lang w:eastAsia="zh-CN"/>
+        </w:rPr>
+      </w:pPr>
+      <w:r>
+        <w:rPr>
+          <w:sz w:val="48"/>
+          <w:szCs w:val="48"/>
+          <w:lang w:eastAsia="zh-CN"/>
+        </w:rPr>
         <w:br w:type="page"/>
       </w:r>
     </w:p>
     <w:p>
       <w:pPr>
         <w:pStyle w:val="1"/>
-      </w:pPr>
-      <w:r>
+        <w:rPr>
+          <w:lang w:eastAsia="zh-CN"/>
+        </w:rPr>
+      </w:pPr>
+      <w:r>
+        <w:rPr>
+          <w:lang w:eastAsia="zh-CN"/>
+        </w:rPr>
         <w:lastRenderedPageBreak/>
         <w:t xml:space="preserve">1. </w:t>
       </w:r>
       <w:r>
+        <w:rPr>
+          <w:lang w:eastAsia="zh-CN"/>
+        </w:rPr>
         <w:t>软件简介</w:t>
       </w:r>
     </w:p>
     <w:p>
       <w:pPr>
         <w:pStyle w:val="21"/>
-      </w:pPr>
-      <w:r>
+        <w:rPr>
+          <w:lang w:eastAsia="zh-CN"/>
+        </w:rPr>
+      </w:pPr>
+      <w:r>
+        <w:rPr>
+          <w:lang w:eastAsia="zh-CN"/>
+        </w:rPr>
         <w:t xml:space="preserve">1.1 </w:t>
       </w:r>
       <w:r>
+        <w:rPr>
+          <w:lang w:eastAsia="zh-CN"/>
+        </w:rPr>
         <w:t>产品概述</w:t>
       </w:r>
     </w:p>
@@ -1517,10 +2031,274 @@
       </w:pPr>
       <w:r>
         <w:rPr>
-          <w:lang w:eastAsia="zh-CN"/>
-        </w:rPr>
-        <w:br w:type="page"/>
-      </w:r>
+          <w:rFonts w:hint="eastAsia"/>
+          <w:lang w:eastAsia="zh-CN"/>
+        </w:rPr>
+        <w:t>图片模型</w:t>
+      </w:r>
+      <w:proofErr w:type="gramStart"/>
+      <w:r>
+        <w:rPr>
+          <w:rFonts w:hint="eastAsia"/>
+          <w:lang w:eastAsia="zh-CN"/>
+        </w:rPr>
+        <w:t>下载魔塔社区</w:t>
+      </w:r>
+      <w:proofErr w:type="gramEnd"/>
+      <w:r>
+        <w:rPr>
+          <w:rFonts w:hint="eastAsia"/>
+          <w:lang w:eastAsia="zh-CN"/>
+        </w:rPr>
+        <w:t>：</w:t>
+      </w:r>
+      <w:hyperlink r:id="rId6" w:history="1">
+        <w:r>
+          <w:rPr>
+            <w:rStyle w:val="aff9"/>
+            <w:lang w:eastAsia="zh-CN"/>
+          </w:rPr>
+          <w:t>FLUX.2-Klein-9B</w:t>
+        </w:r>
+        <w:r>
+          <w:rPr>
+            <w:rStyle w:val="aff9"/>
+            <w:lang w:eastAsia="zh-CN"/>
+          </w:rPr>
+          <w:t>-</w:t>
+        </w:r>
+        <w:r>
+          <w:rPr>
+            <w:rStyle w:val="aff9"/>
+            <w:lang w:eastAsia="zh-CN"/>
+          </w:rPr>
+          <w:t>KV-GGUF · 模型库</w:t>
+        </w:r>
+      </w:hyperlink>
+      <w:r>
+        <w:rPr>
+          <w:rFonts w:hint="eastAsia"/>
+          <w:lang w:eastAsia="zh-CN"/>
+        </w:rPr>
+        <w:t xml:space="preserve">  </w:t>
+      </w:r>
+      <w:hyperlink r:id="rId7" w:history="1">
+        <w:r>
+          <w:rPr>
+            <w:rStyle w:val="aff9"/>
+            <w:lang w:eastAsia="zh-CN"/>
+          </w:rPr>
+          <w:t>FLUX.2-klein-4B</w:t>
+        </w:r>
+        <w:r>
+          <w:rPr>
+            <w:rStyle w:val="aff9"/>
+            <w:lang w:eastAsia="zh-CN"/>
+          </w:rPr>
+          <w:t xml:space="preserve"> </w:t>
+        </w:r>
+        <w:r>
+          <w:rPr>
+            <w:rStyle w:val="aff9"/>
+            <w:lang w:eastAsia="zh-CN"/>
+          </w:rPr>
+          <w:t>· 模型库</w:t>
+        </w:r>
+      </w:hyperlink>
+    </w:p>
+    <w:p>
+      <w:pPr>
+        <w:rPr>
+          <w:rFonts w:hint="eastAsia"/>
+          <w:lang w:eastAsia="zh-CN"/>
+        </w:rPr>
+      </w:pPr>
+      <w:hyperlink r:id="rId8" w:history="1">
+        <w:proofErr w:type="gramStart"/>
+        <w:r>
+          <w:rPr>
+            <w:rStyle w:val="aff9"/>
+            <w:lang w:eastAsia="zh-CN"/>
+          </w:rPr>
+          <w:t>千问</w:t>
+        </w:r>
+        <w:proofErr w:type="gramEnd"/>
+        <w:r>
+          <w:rPr>
+            <w:rStyle w:val="aff9"/>
+            <w:lang w:eastAsia="zh-CN"/>
+          </w:rPr>
+          <w:t>3-4B-GGUF · 模型库</w:t>
+        </w:r>
+      </w:hyperlink>
+      <w:r>
+        <w:rPr>
+          <w:rFonts w:hint="eastAsia"/>
+          <w:lang w:eastAsia="zh-CN"/>
+        </w:rPr>
+        <w:t xml:space="preserve"> </w:t>
+      </w:r>
+      <w:hyperlink r:id="rId9" w:history="1">
+        <w:r>
+          <w:rPr>
+            <w:rStyle w:val="aff9"/>
+            <w:lang w:eastAsia="zh-CN"/>
+          </w:rPr>
+          <w:t>Hunyuan3D-2 · 模型库</w:t>
+        </w:r>
+      </w:hyperlink>
+    </w:p>
+    <w:p>
+      <w:pPr>
+        <w:rPr>
+          <w:rFonts w:hint="eastAsia"/>
+          <w:lang w:eastAsia="zh-CN"/>
+        </w:rPr>
+      </w:pPr>
+    </w:p>
+    <w:p>
+      <w:pPr>
+        <w:rPr>
+          <w:rFonts w:hint="eastAsia"/>
+          <w:lang w:eastAsia="zh-CN"/>
+        </w:rPr>
+      </w:pPr>
+      <w:r>
+        <w:rPr>
+          <w:rFonts w:hint="eastAsia"/>
+          <w:lang w:eastAsia="zh-CN"/>
+        </w:rPr>
+        <w:t xml:space="preserve">             </w:t>
+      </w:r>
+      <w:proofErr w:type="spellStart"/>
+      <w:r>
+        <w:rPr>
+          <w:lang w:eastAsia="zh-CN"/>
+        </w:rPr>
+        <w:t>H</w:t>
+      </w:r>
+      <w:r>
+        <w:rPr>
+          <w:rFonts w:hint="eastAsia"/>
+          <w:lang w:eastAsia="zh-CN"/>
+        </w:rPr>
+        <w:t>uggingface</w:t>
+      </w:r>
+      <w:proofErr w:type="spellEnd"/>
+      <w:r>
+        <w:rPr>
+          <w:rFonts w:hint="eastAsia"/>
+          <w:lang w:eastAsia="zh-CN"/>
+        </w:rPr>
+        <w:t>：</w:t>
+      </w:r>
+      <w:r>
+        <w:rPr>
+          <w:rFonts w:hint="eastAsia"/>
+          <w:lang w:eastAsia="zh-CN"/>
+        </w:rPr>
+        <w:t xml:space="preserve"> </w:t>
+      </w:r>
+      <w:hyperlink r:id="rId10" w:history="1">
+        <w:r>
+          <w:rPr>
+            <w:rStyle w:val="aff9"/>
+            <w:lang w:eastAsia="zh-CN"/>
+          </w:rPr>
+          <w:t>QuantStack/FLUX.2-Klein-9B-KV-GGUF · Hugging Face</w:t>
+        </w:r>
+      </w:hyperlink>
+      <w:r>
+        <w:rPr>
+          <w:rFonts w:hint="eastAsia"/>
+          <w:lang w:eastAsia="zh-CN"/>
+        </w:rPr>
+        <w:t xml:space="preserve">   </w:t>
+      </w:r>
+      <w:hyperlink r:id="rId11" w:history="1">
+        <w:r>
+          <w:rPr>
+            <w:rStyle w:val="aff9"/>
+            <w:lang w:eastAsia="zh-CN"/>
+          </w:rPr>
+          <w:t>unsloth/FLUX.2-klein-4B-GGUF · Hugging Face</w:t>
+        </w:r>
+      </w:hyperlink>
+      <w:r>
+        <w:rPr>
+          <w:rFonts w:hint="eastAsia"/>
+          <w:lang w:eastAsia="zh-CN"/>
+        </w:rPr>
+        <w:t xml:space="preserve">  </w:t>
+      </w:r>
+      <w:hyperlink r:id="rId12" w:history="1">
+        <w:r>
+          <w:rPr>
+            <w:rStyle w:val="aff9"/>
+            <w:lang w:eastAsia="zh-CN"/>
+          </w:rPr>
+          <w:t>unsloth/Qwen3-4B-GGUF · Hugging Face</w:t>
+        </w:r>
+      </w:hyperlink>
+      <w:r>
+        <w:rPr>
+          <w:rFonts w:hint="eastAsia"/>
+          <w:lang w:eastAsia="zh-CN"/>
+        </w:rPr>
+        <w:t xml:space="preserve">  </w:t>
+      </w:r>
+      <w:hyperlink r:id="rId13" w:history="1">
+        <w:r>
+          <w:rPr>
+            <w:rStyle w:val="aff9"/>
+            <w:lang w:eastAsia="zh-CN"/>
+          </w:rPr>
+          <w:t>tencent/Hunyuan3D-2 · Hugging Face</w:t>
+        </w:r>
+      </w:hyperlink>
+    </w:p>
+    <w:p>
+      <w:pPr>
+        <w:rPr>
+          <w:lang w:eastAsia="zh-CN"/>
+        </w:rPr>
+      </w:pPr>
+    </w:p>
+    <w:p>
+      <w:pPr>
+        <w:rPr>
+          <w:lang w:eastAsia="zh-CN"/>
+        </w:rPr>
+      </w:pPr>
+    </w:p>
+    <w:p>
+      <w:pPr>
+        <w:rPr>
+          <w:lang w:eastAsia="zh-CN"/>
+        </w:rPr>
+      </w:pPr>
+    </w:p>
+    <w:p>
+      <w:pPr>
+        <w:rPr>
+          <w:lang w:eastAsia="zh-CN"/>
+        </w:rPr>
+      </w:pPr>
+    </w:p>
+    <w:p>
+      <w:pPr>
+        <w:rPr>
+          <w:lang w:eastAsia="zh-CN"/>
+        </w:rPr>
+      </w:pPr>
+    </w:p>
+    <w:p>
+      <w:pPr>
+        <w:rPr>
+          <w:rFonts w:hint="eastAsia"/>
+          <w:lang w:eastAsia="zh-CN"/>
+        </w:rPr>
+      </w:pPr>
     </w:p>
     <w:p>
       <w:pPr>
@@ -1533,7 +2311,6 @@
         <w:rPr>
           <w:lang w:eastAsia="zh-CN"/>
         </w:rPr>
-        <w:lastRenderedPageBreak/>
         <w:t xml:space="preserve">4. </w:t>
       </w:r>
       <w:r>
@@ -1652,7 +2429,6 @@
     <w:p>
       <w:pPr>
         <w:rPr>
-          <w:rFonts w:hint="eastAsia"/>
           <w:lang w:eastAsia="zh-CN"/>
         </w:rPr>
       </w:pPr>
@@ -2494,12 +3270,12 @@
     <w:p>
       <w:pPr>
         <w:rPr>
-          <w:rFonts w:hint="eastAsia"/>
-          <w:lang w:eastAsia="zh-CN"/>
-        </w:rPr>
-      </w:pPr>
-      <w:r>
-        <w:rPr>
+          <w:lang w:eastAsia="zh-CN"/>
+        </w:rPr>
+      </w:pPr>
+      <w:r>
+        <w:rPr>
+          <w:noProof/>
           <w:lang w:eastAsia="zh-CN"/>
         </w:rPr>
         <w:drawing>
@@ -2518,7 +3294,7 @@
                     <pic:cNvPicPr/>
                   </pic:nvPicPr>
                   <pic:blipFill>
-                    <a:blip r:embed="rId6"/>
+                    <a:blip r:embed="rId14"/>
                     <a:stretch>
                       <a:fillRect/>
                     </a:stretch>
@@ -4678,7 +5454,6 @@
   <w:style w:type="character" w:default="1" w:styleId="a2">
     <w:name w:val="Default Paragraph Font"/>
     <w:uiPriority w:val="1"/>
-    <w:semiHidden/>
     <w:unhideWhenUsed/>
   </w:style>
   <w:style w:type="table" w:default="1" w:styleId="a3">
@@ -15455,6 +16230,41 @@
       </w:tcPr>
     </w:tblStylePr>
   </w:style>
+  <w:style w:type="character" w:styleId="aff9">
+    <w:name w:val="Hyperlink"/>
+    <w:basedOn w:val="a2"/>
+    <w:uiPriority w:val="99"/>
+    <w:unhideWhenUsed/>
+    <w:rsid w:val="00224483"/>
+    <w:rPr>
+      <w:color w:val="0000FF" w:themeColor="hyperlink"/>
+      <w:u w:val="single"/>
+    </w:rPr>
+  </w:style>
+  <w:style w:type="character" w:styleId="affa">
+    <w:name w:val="Unresolved Mention"/>
+    <w:basedOn w:val="a2"/>
+    <w:uiPriority w:val="99"/>
+    <w:semiHidden/>
+    <w:unhideWhenUsed/>
+    <w:rsid w:val="00224483"/>
+    <w:rPr>
+      <w:color w:val="605E5C"/>
+      <w:shd w:val="clear" w:color="auto" w:fill="E1DFDD"/>
+    </w:rPr>
+  </w:style>
+  <w:style w:type="character" w:styleId="affb">
+    <w:name w:val="FollowedHyperlink"/>
+    <w:basedOn w:val="a2"/>
+    <w:uiPriority w:val="99"/>
+    <w:semiHidden/>
+    <w:unhideWhenUsed/>
+    <w:rsid w:val="00224483"/>
+    <w:rPr>
+      <w:color w:val="800080" w:themeColor="followedHyperlink"/>
+      <w:u w:val="single"/>
+    </w:rPr>
+  </w:style>
 </w:styles>
 </file>
 
